--- a/MarkJenningsResume.docx
+++ b/MarkJenningsResume.docx
@@ -1468,25 +1468,7 @@
                 <w:sz w:val="24"/>
                 <w:szCs w:val="24"/>
               </w:rPr>
-              <w:t>habilitation and Neuromuscular (</w:t>
-            </w:r>
-            <w:proofErr w:type="spellStart"/>
-            <w:r>
-              <w:rPr>
-                <w:rFonts w:cstheme="minorHAnsi"/>
-                <w:sz w:val="24"/>
-                <w:szCs w:val="24"/>
-              </w:rPr>
-              <w:t>ReNeu</w:t>
-            </w:r>
-            <w:proofErr w:type="spellEnd"/>
-            <w:r>
-              <w:rPr>
-                <w:rFonts w:cstheme="minorHAnsi"/>
-                <w:sz w:val="24"/>
-                <w:szCs w:val="24"/>
-              </w:rPr>
-              <w:t>)</w:t>
+              <w:t>habilitation and Neuromuscular (ReNeu)</w:t>
             </w:r>
             <w:r>
               <w:rPr>
@@ -2025,18 +2007,8 @@
                 <w:sz w:val="20"/>
                 <w:szCs w:val="20"/>
               </w:rPr>
-              <w:t xml:space="preserve"> </w:t>
-            </w:r>
-            <w:proofErr w:type="spellStart"/>
-            <w:r>
-              <w:rPr>
-                <w:rFonts w:cstheme="minorHAnsi"/>
-                <w:sz w:val="20"/>
-                <w:szCs w:val="20"/>
-              </w:rPr>
-              <w:t>Onshape</w:t>
-            </w:r>
-            <w:proofErr w:type="spellEnd"/>
+              <w:t xml:space="preserve"> Onshape</w:t>
+            </w:r>
             <w:r>
               <w:rPr>
                 <w:rFonts w:cstheme="minorHAnsi"/>
@@ -2341,25 +2313,7 @@
                 <w:sz w:val="20"/>
                 <w:szCs w:val="20"/>
               </w:rPr>
-              <w:t xml:space="preserve">Analysis: FEA, tolerance </w:t>
-            </w:r>
-            <w:proofErr w:type="spellStart"/>
-            <w:r>
-              <w:rPr>
-                <w:rFonts w:cstheme="minorHAnsi"/>
-                <w:sz w:val="20"/>
-                <w:szCs w:val="20"/>
-              </w:rPr>
-              <w:t>stackup</w:t>
-            </w:r>
-            <w:proofErr w:type="spellEnd"/>
-            <w:r>
-              <w:rPr>
-                <w:rFonts w:cstheme="minorHAnsi"/>
-                <w:sz w:val="20"/>
-                <w:szCs w:val="20"/>
-              </w:rPr>
-              <w:t>, actuator selection, bushing/bearing selection, FMEA</w:t>
+              <w:t>Analysis: FEA, tolerance stackup, actuator selection, bushing/bearing selection, FMEA</w:t>
             </w:r>
           </w:p>
           <w:p>
@@ -2667,16 +2621,7 @@
                 <w:sz w:val="20"/>
                 <w:szCs w:val="20"/>
               </w:rPr>
-              <w:t xml:space="preserve"> </w:t>
-            </w:r>
-            <w:r>
-              <w:rPr>
-                <w:rFonts w:cstheme="minorHAnsi"/>
-                <w:i/>
-                <w:sz w:val="20"/>
-                <w:szCs w:val="20"/>
-              </w:rPr>
-              <w:t>Present</w:t>
+              <w:t xml:space="preserve"> 2024</w:t>
             </w:r>
           </w:p>
           <w:p>
@@ -5086,15 +5031,6 @@
   </w:num>
   <w:num w:numId="20" w16cid:durableId="26758797">
     <w:abstractNumId w:val="13"/>
-    <w:lvlOverride w:ilvl="0"/>
-    <w:lvlOverride w:ilvl="1"/>
-    <w:lvlOverride w:ilvl="2"/>
-    <w:lvlOverride w:ilvl="3"/>
-    <w:lvlOverride w:ilvl="4"/>
-    <w:lvlOverride w:ilvl="5"/>
-    <w:lvlOverride w:ilvl="6"/>
-    <w:lvlOverride w:ilvl="7"/>
-    <w:lvlOverride w:ilvl="8"/>
   </w:num>
 </w:numbering>
 </file>
@@ -5502,6 +5438,7 @@
   <w:style w:type="character" w:default="1" w:styleId="DefaultParagraphFont">
     <w:name w:val="Default Paragraph Font"/>
     <w:uiPriority w:val="1"/>
+    <w:semiHidden/>
     <w:unhideWhenUsed/>
   </w:style>
   <w:style w:type="table" w:default="1" w:styleId="TableNormal">

--- a/MarkJenningsResume.docx
+++ b/MarkJenningsResume.docx
@@ -1991,14 +1991,6 @@
                 <w:sz w:val="20"/>
                 <w:szCs w:val="20"/>
               </w:rPr>
-              <w:t>/FEA</w:t>
-            </w:r>
-            <w:r>
-              <w:rPr>
-                <w:rFonts w:cstheme="minorHAnsi"/>
-                <w:sz w:val="20"/>
-                <w:szCs w:val="20"/>
-              </w:rPr>
               <w:t>:</w:t>
             </w:r>
             <w:r>
@@ -2393,15 +2385,7 @@
                 <w:sz w:val="20"/>
                 <w:szCs w:val="24"/>
               </w:rPr>
-              <w:t>Also</w:t>
-            </w:r>
-            <w:r>
-              <w:rPr>
-                <w:rFonts w:cstheme="minorHAnsi"/>
-                <w:sz w:val="20"/>
-                <w:szCs w:val="24"/>
-              </w:rPr>
-              <w:t xml:space="preserve">: </w:t>
+              <w:t xml:space="preserve">Other: </w:t>
             </w:r>
             <w:r>
               <w:rPr>
@@ -2585,15 +2569,6 @@
                 <w:sz w:val="20"/>
                 <w:szCs w:val="20"/>
               </w:rPr>
-              <w:t xml:space="preserve">Sept. </w:t>
-            </w:r>
-            <w:r>
-              <w:rPr>
-                <w:rFonts w:cstheme="minorHAnsi"/>
-                <w:i/>
-                <w:sz w:val="20"/>
-                <w:szCs w:val="20"/>
-              </w:rPr>
               <w:t>2022</w:t>
             </w:r>
             <w:r>
@@ -2749,16 +2724,25 @@
                 <w:sz w:val="20"/>
                 <w:szCs w:val="20"/>
               </w:rPr>
-              <w:t xml:space="preserve">, </w:t>
-            </w:r>
-            <w:r>
-              <w:rPr>
-                <w:rFonts w:cstheme="minorHAnsi"/>
-                <w:i/>
-                <w:sz w:val="20"/>
-                <w:szCs w:val="20"/>
-              </w:rPr>
-              <w:t>Aug. 2015 – May 2019</w:t>
+              <w:t>,</w:t>
+            </w:r>
+            <w:r>
+              <w:rPr>
+                <w:rFonts w:cstheme="minorHAnsi"/>
+                <w:i/>
+                <w:sz w:val="20"/>
+                <w:szCs w:val="20"/>
+              </w:rPr>
+              <w:t xml:space="preserve"> </w:t>
+            </w:r>
+            <w:r>
+              <w:rPr>
+                <w:rFonts w:cstheme="minorHAnsi"/>
+                <w:i/>
+                <w:sz w:val="20"/>
+                <w:szCs w:val="20"/>
+              </w:rPr>
+              <w:t>2015 – 2019</w:t>
             </w:r>
           </w:p>
           <w:p>

--- a/MarkJenningsResume.docx
+++ b/MarkJenningsResume.docx
@@ -85,12 +85,10 @@
             <w:r>
               <w:rPr>
                 <w:rFonts w:cstheme="minorHAnsi"/>
-                <w:i/>
-                <w:iCs/>
                 <w:sz w:val="24"/>
                 <w:szCs w:val="32"/>
               </w:rPr>
-              <w:t xml:space="preserve">Applied Roboticist </w:t>
+              <w:t>Robotic</w:t>
             </w:r>
             <w:r>
               <w:rPr>
@@ -98,25 +96,21 @@
                 <w:sz w:val="24"/>
                 <w:szCs w:val="32"/>
               </w:rPr>
-              <w:t>|</w:t>
-            </w:r>
-            <w:r>
-              <w:rPr>
-                <w:rFonts w:cstheme="minorHAnsi"/>
-                <w:i/>
-                <w:iCs/>
+              <w:t>s Engineer</w:t>
+            </w:r>
+            <w:r>
+              <w:rPr>
+                <w:rFonts w:cstheme="minorHAnsi"/>
                 <w:sz w:val="24"/>
                 <w:szCs w:val="32"/>
               </w:rPr>
-              <w:t xml:space="preserve"> </w:t>
+              <w:t xml:space="preserve"> | </w:t>
             </w:r>
             <w:hyperlink r:id="rId6" w:history="1">
               <w:r>
                 <w:rPr>
                   <w:rStyle w:val="Hyperlink"/>
                   <w:rFonts w:cstheme="minorHAnsi"/>
-                  <w:i/>
-                  <w:iCs/>
                   <w:color w:val="auto"/>
                   <w:sz w:val="24"/>
                   <w:szCs w:val="32"/>
@@ -128,8 +122,6 @@
             <w:r>
               <w:rPr>
                 <w:rFonts w:cstheme="minorHAnsi"/>
-                <w:i/>
-                <w:iCs/>
                 <w:sz w:val="24"/>
                 <w:szCs w:val="32"/>
               </w:rPr>
@@ -141,25 +133,13 @@
                 <w:sz w:val="24"/>
                 <w:szCs w:val="32"/>
               </w:rPr>
-              <w:t>|</w:t>
-            </w:r>
-            <w:r>
-              <w:rPr>
-                <w:rFonts w:cstheme="minorHAnsi"/>
-                <w:i/>
-                <w:iCs/>
-                <w:sz w:val="24"/>
-                <w:szCs w:val="32"/>
-              </w:rPr>
-              <w:t xml:space="preserve"> </w:t>
+              <w:t xml:space="preserve">| </w:t>
             </w:r>
             <w:hyperlink r:id="rId7" w:history="1">
               <w:r>
                 <w:rPr>
                   <w:rStyle w:val="Hyperlink"/>
                   <w:rFonts w:cstheme="minorHAnsi"/>
-                  <w:i/>
-                  <w:iCs/>
                   <w:color w:val="auto"/>
                   <w:sz w:val="24"/>
                   <w:szCs w:val="32"/>
@@ -294,8 +274,6 @@
               <w:spacing w:line="300" w:lineRule="auto"/>
               <w:rPr>
                 <w:rFonts w:cstheme="minorHAnsi"/>
-                <w:i/>
-                <w:iCs/>
                 <w:sz w:val="20"/>
                 <w:szCs w:val="20"/>
               </w:rPr>
@@ -303,8 +281,6 @@
             <w:r>
               <w:rPr>
                 <w:rFonts w:cstheme="minorHAnsi"/>
-                <w:i/>
-                <w:iCs/>
                 <w:sz w:val="20"/>
                 <w:szCs w:val="20"/>
               </w:rPr>
@@ -313,8 +289,6 @@
             <w:r>
               <w:rPr>
                 <w:rFonts w:cstheme="minorHAnsi"/>
-                <w:i/>
-                <w:iCs/>
                 <w:sz w:val="20"/>
                 <w:szCs w:val="20"/>
               </w:rPr>
@@ -323,8 +297,6 @@
             <w:r>
               <w:rPr>
                 <w:rFonts w:cstheme="minorHAnsi"/>
-                <w:i/>
-                <w:iCs/>
                 <w:sz w:val="20"/>
                 <w:szCs w:val="20"/>
               </w:rPr>
@@ -333,8 +305,6 @@
             <w:r>
               <w:rPr>
                 <w:rFonts w:cstheme="minorHAnsi"/>
-                <w:i/>
-                <w:iCs/>
                 <w:sz w:val="20"/>
                 <w:szCs w:val="20"/>
               </w:rPr>
@@ -343,8 +313,6 @@
             <w:r>
               <w:rPr>
                 <w:rFonts w:cstheme="minorHAnsi"/>
-                <w:i/>
-                <w:iCs/>
                 <w:sz w:val="20"/>
                 <w:szCs w:val="20"/>
               </w:rPr>
@@ -353,8 +321,6 @@
             <w:r>
               <w:rPr>
                 <w:rFonts w:cstheme="minorHAnsi"/>
-                <w:i/>
-                <w:iCs/>
                 <w:sz w:val="20"/>
                 <w:szCs w:val="20"/>
               </w:rPr>
@@ -363,8 +329,6 @@
             <w:r>
               <w:rPr>
                 <w:rFonts w:cstheme="minorHAnsi"/>
-                <w:i/>
-                <w:iCs/>
                 <w:sz w:val="20"/>
                 <w:szCs w:val="20"/>
               </w:rPr>
@@ -373,8 +337,6 @@
             <w:r>
               <w:rPr>
                 <w:rFonts w:cstheme="minorHAnsi"/>
-                <w:i/>
-                <w:iCs/>
                 <w:sz w:val="20"/>
                 <w:szCs w:val="20"/>
               </w:rPr>
@@ -383,8 +345,6 @@
             <w:r>
               <w:rPr>
                 <w:rFonts w:cstheme="minorHAnsi"/>
-                <w:i/>
-                <w:iCs/>
                 <w:sz w:val="20"/>
                 <w:szCs w:val="20"/>
               </w:rPr>
@@ -538,7 +498,23 @@
                 <w:sz w:val="20"/>
                 <w:szCs w:val="20"/>
               </w:rPr>
-              <w:t xml:space="preserve"> and custom fail-safe braking system</w:t>
+              <w:t xml:space="preserve"> and </w:t>
+            </w:r>
+            <w:r>
+              <w:rPr>
+                <w:rFonts w:cstheme="minorHAnsi"/>
+                <w:sz w:val="20"/>
+                <w:szCs w:val="20"/>
+              </w:rPr>
+              <w:t>patented</w:t>
+            </w:r>
+            <w:r>
+              <w:rPr>
+                <w:rFonts w:cstheme="minorHAnsi"/>
+                <w:sz w:val="20"/>
+                <w:szCs w:val="20"/>
+              </w:rPr>
+              <w:t xml:space="preserve"> fail-safe braking system</w:t>
             </w:r>
           </w:p>
           <w:p>
@@ -651,8 +627,6 @@
               <w:spacing w:line="300" w:lineRule="auto"/>
               <w:rPr>
                 <w:rFonts w:cstheme="minorHAnsi"/>
-                <w:i/>
-                <w:iCs/>
                 <w:sz w:val="20"/>
                 <w:szCs w:val="20"/>
               </w:rPr>
@@ -660,8 +634,6 @@
             <w:r>
               <w:rPr>
                 <w:rFonts w:cstheme="minorHAnsi"/>
-                <w:i/>
-                <w:iCs/>
                 <w:sz w:val="20"/>
                 <w:szCs w:val="20"/>
               </w:rPr>
@@ -670,8 +642,6 @@
             <w:r>
               <w:rPr>
                 <w:rFonts w:cstheme="minorHAnsi"/>
-                <w:i/>
-                <w:iCs/>
                 <w:sz w:val="20"/>
                 <w:szCs w:val="20"/>
               </w:rPr>
@@ -680,8 +650,6 @@
             <w:r>
               <w:rPr>
                 <w:rFonts w:cstheme="minorHAnsi"/>
-                <w:i/>
-                <w:iCs/>
                 <w:sz w:val="20"/>
                 <w:szCs w:val="20"/>
               </w:rPr>
@@ -690,8 +658,6 @@
             <w:r>
               <w:rPr>
                 <w:rFonts w:cstheme="minorHAnsi"/>
-                <w:i/>
-                <w:iCs/>
                 <w:sz w:val="20"/>
                 <w:szCs w:val="20"/>
               </w:rPr>
@@ -700,8 +666,6 @@
             <w:r>
               <w:rPr>
                 <w:rFonts w:cstheme="minorHAnsi"/>
-                <w:i/>
-                <w:iCs/>
                 <w:sz w:val="20"/>
                 <w:szCs w:val="20"/>
               </w:rPr>
@@ -710,8 +674,6 @@
             <w:r>
               <w:rPr>
                 <w:rFonts w:cstheme="minorHAnsi"/>
-                <w:i/>
-                <w:iCs/>
                 <w:sz w:val="20"/>
                 <w:szCs w:val="20"/>
               </w:rPr>
@@ -720,8 +682,6 @@
             <w:r>
               <w:rPr>
                 <w:rFonts w:cstheme="minorHAnsi"/>
-                <w:i/>
-                <w:iCs/>
                 <w:sz w:val="20"/>
                 <w:szCs w:val="20"/>
               </w:rPr>
@@ -730,8 +690,6 @@
             <w:r>
               <w:rPr>
                 <w:rFonts w:cstheme="minorHAnsi"/>
-                <w:i/>
-                <w:iCs/>
                 <w:sz w:val="20"/>
                 <w:szCs w:val="20"/>
               </w:rPr>
@@ -740,8 +698,6 @@
             <w:r>
               <w:rPr>
                 <w:rFonts w:cstheme="minorHAnsi"/>
-                <w:i/>
-                <w:iCs/>
                 <w:sz w:val="20"/>
                 <w:szCs w:val="20"/>
               </w:rPr>
@@ -750,8 +706,6 @@
             <w:r>
               <w:rPr>
                 <w:rFonts w:cstheme="minorHAnsi"/>
-                <w:i/>
-                <w:iCs/>
                 <w:sz w:val="20"/>
                 <w:szCs w:val="20"/>
               </w:rPr>
@@ -760,8 +714,6 @@
             <w:r>
               <w:rPr>
                 <w:rFonts w:cstheme="minorHAnsi"/>
-                <w:i/>
-                <w:iCs/>
                 <w:sz w:val="20"/>
                 <w:szCs w:val="20"/>
               </w:rPr>
@@ -922,7 +874,23 @@
                 <w:sz w:val="20"/>
                 <w:szCs w:val="20"/>
               </w:rPr>
-              <w:t>Coordinated intern program</w:t>
+              <w:t>Coordinated</w:t>
+            </w:r>
+            <w:r>
+              <w:rPr>
+                <w:rFonts w:cstheme="minorHAnsi"/>
+                <w:sz w:val="20"/>
+                <w:szCs w:val="20"/>
+              </w:rPr>
+              <w:t xml:space="preserve"> division</w:t>
+            </w:r>
+            <w:r>
+              <w:rPr>
+                <w:rFonts w:cstheme="minorHAnsi"/>
+                <w:sz w:val="20"/>
+                <w:szCs w:val="20"/>
+              </w:rPr>
+              <w:t xml:space="preserve"> intern program</w:t>
             </w:r>
           </w:p>
           <w:p>
@@ -950,7 +918,6 @@
               <w:ind w:right="-14"/>
               <w:rPr>
                 <w:rFonts w:cstheme="minorHAnsi"/>
-                <w:i/>
                 <w:sz w:val="20"/>
                 <w:szCs w:val="20"/>
               </w:rPr>
@@ -958,7 +925,6 @@
             <w:r>
               <w:rPr>
                 <w:rFonts w:cstheme="minorHAnsi"/>
-                <w:i/>
                 <w:sz w:val="20"/>
                 <w:szCs w:val="20"/>
               </w:rPr>
@@ -967,7 +933,6 @@
             <w:r>
               <w:rPr>
                 <w:rFonts w:cstheme="minorHAnsi"/>
-                <w:i/>
                 <w:sz w:val="20"/>
                 <w:szCs w:val="20"/>
               </w:rPr>
@@ -976,7 +941,6 @@
             <w:r>
               <w:rPr>
                 <w:rFonts w:cstheme="minorHAnsi"/>
-                <w:i/>
                 <w:sz w:val="20"/>
                 <w:szCs w:val="20"/>
               </w:rPr>
@@ -985,7 +949,6 @@
             <w:r>
               <w:rPr>
                 <w:rFonts w:cstheme="minorHAnsi"/>
-                <w:i/>
                 <w:sz w:val="20"/>
                 <w:szCs w:val="20"/>
               </w:rPr>
@@ -994,7 +957,6 @@
             <w:r>
               <w:rPr>
                 <w:rFonts w:cstheme="minorHAnsi"/>
-                <w:i/>
                 <w:sz w:val="20"/>
                 <w:szCs w:val="20"/>
               </w:rPr>
@@ -1003,7 +965,6 @@
             <w:r>
               <w:rPr>
                 <w:rFonts w:cstheme="minorHAnsi"/>
-                <w:i/>
                 <w:sz w:val="20"/>
                 <w:szCs w:val="20"/>
               </w:rPr>
@@ -1012,7 +973,6 @@
             <w:r>
               <w:rPr>
                 <w:rFonts w:cstheme="minorHAnsi"/>
-                <w:i/>
                 <w:sz w:val="20"/>
                 <w:szCs w:val="20"/>
               </w:rPr>
@@ -1021,7 +981,6 @@
             <w:r>
               <w:rPr>
                 <w:rFonts w:cstheme="minorHAnsi"/>
-                <w:i/>
                 <w:sz w:val="20"/>
                 <w:szCs w:val="20"/>
               </w:rPr>
@@ -1030,7 +989,6 @@
             <w:r>
               <w:rPr>
                 <w:rFonts w:cstheme="minorHAnsi"/>
-                <w:i/>
                 <w:sz w:val="20"/>
                 <w:szCs w:val="20"/>
               </w:rPr>
@@ -1039,7 +997,6 @@
             <w:r>
               <w:rPr>
                 <w:rFonts w:cstheme="minorHAnsi"/>
-                <w:i/>
                 <w:sz w:val="20"/>
                 <w:szCs w:val="20"/>
               </w:rPr>
@@ -1048,7 +1005,6 @@
             <w:r>
               <w:rPr>
                 <w:rFonts w:cstheme="minorHAnsi"/>
-                <w:i/>
                 <w:sz w:val="20"/>
                 <w:szCs w:val="20"/>
               </w:rPr>
@@ -1101,13 +1057,28 @@
               </w:rPr>
               <w:t xml:space="preserve"> via force-sensing and admittance control</w:t>
             </w:r>
-            <w:r>
-              <w:rPr>
-                <w:rFonts w:cstheme="minorHAnsi"/>
-                <w:sz w:val="20"/>
-                <w:szCs w:val="20"/>
-              </w:rPr>
-              <w:t>, reducing reported worker physical effort by 57%</w:t>
+          </w:p>
+          <w:p>
+            <w:pPr>
+              <w:pStyle w:val="ListParagraph"/>
+              <w:numPr>
+                <w:ilvl w:val="0"/>
+                <w:numId w:val="11"/>
+              </w:numPr>
+              <w:spacing w:after="120" w:line="300" w:lineRule="auto"/>
+              <w:rPr>
+                <w:rFonts w:cstheme="minorHAnsi"/>
+                <w:sz w:val="20"/>
+                <w:szCs w:val="20"/>
+              </w:rPr>
+            </w:pPr>
+            <w:r>
+              <w:rPr>
+                <w:rFonts w:cstheme="minorHAnsi"/>
+                <w:sz w:val="20"/>
+                <w:szCs w:val="20"/>
+              </w:rPr>
+              <w:t>Refactored the software stack for a custom mobile manipulator, leveraging open-source packages</w:t>
             </w:r>
           </w:p>
           <w:p>
@@ -1136,7 +1107,6 @@
               <w:ind w:right="-14"/>
               <w:rPr>
                 <w:rFonts w:cstheme="minorHAnsi"/>
-                <w:i/>
                 <w:sz w:val="20"/>
                 <w:szCs w:val="20"/>
               </w:rPr>
@@ -1144,7 +1114,6 @@
             <w:r>
               <w:rPr>
                 <w:rFonts w:cstheme="minorHAnsi"/>
-                <w:i/>
                 <w:sz w:val="20"/>
                 <w:szCs w:val="20"/>
               </w:rPr>
@@ -1153,7 +1122,6 @@
             <w:r>
               <w:rPr>
                 <w:rFonts w:cstheme="minorHAnsi"/>
-                <w:i/>
                 <w:sz w:val="20"/>
                 <w:szCs w:val="20"/>
               </w:rPr>
@@ -1162,7 +1130,6 @@
             <w:r>
               <w:rPr>
                 <w:rFonts w:cstheme="minorHAnsi"/>
-                <w:i/>
                 <w:sz w:val="20"/>
                 <w:szCs w:val="20"/>
               </w:rPr>
@@ -1171,11 +1138,193 @@
             <w:r>
               <w:rPr>
                 <w:rFonts w:cstheme="minorHAnsi"/>
-                <w:i/>
                 <w:sz w:val="20"/>
                 <w:szCs w:val="20"/>
               </w:rPr>
               <w:t xml:space="preserve"> 2019</w:t>
+            </w:r>
+          </w:p>
+          <w:p>
+            <w:pPr>
+              <w:pStyle w:val="ListParagraph"/>
+              <w:numPr>
+                <w:ilvl w:val="0"/>
+                <w:numId w:val="11"/>
+              </w:numPr>
+              <w:spacing w:after="120" w:line="300" w:lineRule="auto"/>
+              <w:rPr>
+                <w:rFonts w:cstheme="minorHAnsi"/>
+                <w:sz w:val="20"/>
+                <w:szCs w:val="20"/>
+              </w:rPr>
+            </w:pPr>
+            <w:r>
+              <w:rPr>
+                <w:rFonts w:cstheme="minorHAnsi"/>
+                <w:sz w:val="20"/>
+                <w:szCs w:val="20"/>
+              </w:rPr>
+              <w:t>Led 1</w:t>
+            </w:r>
+            <w:r>
+              <w:rPr>
+                <w:rFonts w:cstheme="minorHAnsi"/>
+                <w:sz w:val="20"/>
+                <w:szCs w:val="20"/>
+                <w:vertAlign w:val="superscript"/>
+              </w:rPr>
+              <w:t>st</w:t>
+            </w:r>
+            <w:r>
+              <w:rPr>
+                <w:rFonts w:cstheme="minorHAnsi"/>
+                <w:sz w:val="20"/>
+                <w:szCs w:val="20"/>
+              </w:rPr>
+              <w:t xml:space="preserve"> place intern team</w:t>
+            </w:r>
+            <w:r>
+              <w:rPr>
+                <w:rFonts w:cstheme="minorHAnsi"/>
+                <w:sz w:val="20"/>
+                <w:szCs w:val="20"/>
+              </w:rPr>
+              <w:t xml:space="preserve"> to design</w:t>
+            </w:r>
+            <w:r>
+              <w:rPr>
+                <w:rFonts w:cstheme="minorHAnsi"/>
+                <w:sz w:val="20"/>
+                <w:szCs w:val="20"/>
+              </w:rPr>
+              <w:t xml:space="preserve"> additive</w:t>
+            </w:r>
+            <w:r>
+              <w:rPr>
+                <w:rFonts w:cstheme="minorHAnsi"/>
+                <w:sz w:val="20"/>
+                <w:szCs w:val="20"/>
+              </w:rPr>
+              <w:t>ly manufactured</w:t>
+            </w:r>
+            <w:r>
+              <w:rPr>
+                <w:rFonts w:cstheme="minorHAnsi"/>
+                <w:sz w:val="20"/>
+                <w:szCs w:val="20"/>
+              </w:rPr>
+              <w:t xml:space="preserve"> </w:t>
+            </w:r>
+            <w:r>
+              <w:rPr>
+                <w:rFonts w:cstheme="minorHAnsi"/>
+                <w:sz w:val="20"/>
+                <w:szCs w:val="20"/>
+              </w:rPr>
+              <w:t>parts</w:t>
+            </w:r>
+            <w:r>
+              <w:rPr>
+                <w:rFonts w:cstheme="minorHAnsi"/>
+                <w:sz w:val="20"/>
+                <w:szCs w:val="20"/>
+              </w:rPr>
+              <w:t xml:space="preserve"> and </w:t>
+            </w:r>
+            <w:r>
+              <w:rPr>
+                <w:rFonts w:cstheme="minorHAnsi"/>
+                <w:sz w:val="20"/>
+                <w:szCs w:val="20"/>
+              </w:rPr>
+              <w:t>test them</w:t>
+            </w:r>
+            <w:r>
+              <w:rPr>
+                <w:rFonts w:cstheme="minorHAnsi"/>
+                <w:sz w:val="20"/>
+                <w:szCs w:val="20"/>
+              </w:rPr>
+              <w:t xml:space="preserve"> </w:t>
+            </w:r>
+            <w:r>
+              <w:rPr>
+                <w:rFonts w:cstheme="minorHAnsi"/>
+                <w:sz w:val="20"/>
+                <w:szCs w:val="20"/>
+              </w:rPr>
+              <w:t>in</w:t>
+            </w:r>
+            <w:r>
+              <w:rPr>
+                <w:rFonts w:cstheme="minorHAnsi"/>
+                <w:sz w:val="20"/>
+                <w:szCs w:val="20"/>
+              </w:rPr>
+              <w:t xml:space="preserve"> lab-simulated launch conditions</w:t>
+            </w:r>
+          </w:p>
+          <w:p>
+            <w:pPr>
+              <w:spacing w:line="300" w:lineRule="auto"/>
+              <w:ind w:right="-14"/>
+              <w:rPr>
+                <w:rFonts w:cstheme="minorHAnsi"/>
+                <w:sz w:val="24"/>
+                <w:szCs w:val="24"/>
+                <w:vertAlign w:val="superscript"/>
+              </w:rPr>
+            </w:pPr>
+            <w:r>
+              <w:rPr>
+                <w:rFonts w:cstheme="minorHAnsi"/>
+                <w:sz w:val="24"/>
+                <w:szCs w:val="24"/>
+              </w:rPr>
+              <w:t>Apptronik</w:t>
+            </w:r>
+          </w:p>
+          <w:p>
+            <w:pPr>
+              <w:spacing w:line="300" w:lineRule="auto"/>
+              <w:ind w:right="-14"/>
+              <w:rPr>
+                <w:rFonts w:cstheme="minorHAnsi"/>
+                <w:sz w:val="20"/>
+                <w:szCs w:val="20"/>
+              </w:rPr>
+            </w:pPr>
+            <w:r>
+              <w:rPr>
+                <w:rFonts w:cstheme="minorHAnsi"/>
+                <w:sz w:val="20"/>
+                <w:szCs w:val="20"/>
+              </w:rPr>
+              <w:t>Mechanical Engineering Intern</w:t>
+            </w:r>
+            <w:r>
+              <w:rPr>
+                <w:rFonts w:cstheme="minorHAnsi"/>
+                <w:sz w:val="20"/>
+                <w:szCs w:val="20"/>
+              </w:rPr>
+              <w:t xml:space="preserve">, </w:t>
+            </w:r>
+            <w:r>
+              <w:rPr>
+                <w:rFonts w:cstheme="minorHAnsi"/>
+                <w:sz w:val="20"/>
+                <w:szCs w:val="20"/>
+              </w:rPr>
+              <w:t>Summer</w:t>
+            </w:r>
+            <w:r>
+              <w:rPr>
+                <w:rFonts w:cstheme="minorHAnsi"/>
+                <w:sz w:val="20"/>
+                <w:szCs w:val="20"/>
+              </w:rPr>
+              <w:t xml:space="preserve"> 2018</w:t>
             </w:r>
           </w:p>
           <w:p>
@@ -1198,39 +1347,47 @@
                 <w:sz w:val="20"/>
                 <w:szCs w:val="20"/>
               </w:rPr>
-              <w:t>Designed additively manufactured metal components</w:t>
-            </w:r>
-            <w:r>
-              <w:rPr>
-                <w:rFonts w:cstheme="minorHAnsi"/>
-                <w:sz w:val="20"/>
-                <w:szCs w:val="20"/>
-              </w:rPr>
-              <w:t xml:space="preserve"> and developed </w:t>
-            </w:r>
-            <w:r>
-              <w:rPr>
-                <w:rFonts w:cstheme="minorHAnsi"/>
-                <w:sz w:val="20"/>
-                <w:szCs w:val="20"/>
-              </w:rPr>
-              <w:t xml:space="preserve">corresponding </w:t>
-            </w:r>
-            <w:r>
-              <w:rPr>
-                <w:rFonts w:cstheme="minorHAnsi"/>
-                <w:sz w:val="20"/>
-                <w:szCs w:val="20"/>
-              </w:rPr>
-              <w:t>qualification s</w:t>
-            </w:r>
-            <w:r>
-              <w:rPr>
-                <w:rFonts w:cstheme="minorHAnsi"/>
-                <w:sz w:val="20"/>
-                <w:szCs w:val="20"/>
-              </w:rPr>
-              <w:t>tandards</w:t>
+              <w:t>Derived forward kinematic equations for</w:t>
+            </w:r>
+            <w:r>
+              <w:rPr>
+                <w:rFonts w:cstheme="minorHAnsi"/>
+                <w:sz w:val="20"/>
+                <w:szCs w:val="20"/>
+              </w:rPr>
+              <w:t xml:space="preserve"> </w:t>
+            </w:r>
+            <w:r>
+              <w:rPr>
+                <w:rFonts w:cstheme="minorHAnsi"/>
+                <w:sz w:val="20"/>
+                <w:szCs w:val="20"/>
+              </w:rPr>
+              <w:t xml:space="preserve">company’s </w:t>
+            </w:r>
+            <w:r>
+              <w:rPr>
+                <w:rFonts w:cstheme="minorHAnsi"/>
+                <w:sz w:val="20"/>
+                <w:szCs w:val="20"/>
+              </w:rPr>
+              <w:t>first</w:t>
+            </w:r>
+            <w:r>
+              <w:rPr>
+                <w:rFonts w:cstheme="minorHAnsi"/>
+                <w:sz w:val="20"/>
+                <w:szCs w:val="20"/>
+              </w:rPr>
+              <w:t xml:space="preserve"> humanoid bipedal robot</w:t>
+            </w:r>
+            <w:r>
+              <w:rPr>
+                <w:rFonts w:cstheme="minorHAnsi"/>
+                <w:sz w:val="20"/>
+                <w:szCs w:val="20"/>
+              </w:rPr>
+              <w:t>, Draco</w:t>
             </w:r>
           </w:p>
           <w:p>
@@ -1253,48 +1410,39 @@
                 <w:sz w:val="20"/>
                 <w:szCs w:val="20"/>
               </w:rPr>
-              <w:t>Led</w:t>
-            </w:r>
-            <w:r>
-              <w:rPr>
-                <w:rFonts w:cstheme="minorHAnsi"/>
-                <w:sz w:val="20"/>
-                <w:szCs w:val="20"/>
-              </w:rPr>
-              <w:t xml:space="preserve"> 1</w:t>
-            </w:r>
-            <w:r>
-              <w:rPr>
-                <w:rFonts w:cstheme="minorHAnsi"/>
-                <w:sz w:val="20"/>
-                <w:szCs w:val="20"/>
-                <w:vertAlign w:val="superscript"/>
-              </w:rPr>
-              <w:t>st</w:t>
-            </w:r>
-            <w:r>
-              <w:rPr>
-                <w:rFonts w:cstheme="minorHAnsi"/>
-                <w:sz w:val="20"/>
-                <w:szCs w:val="20"/>
-              </w:rPr>
-              <w:t xml:space="preserve"> place intern</w:t>
-            </w:r>
-            <w:r>
-              <w:rPr>
-                <w:rFonts w:cstheme="minorHAnsi"/>
-                <w:sz w:val="20"/>
-                <w:szCs w:val="20"/>
-              </w:rPr>
-              <w:t xml:space="preserve"> team in </w:t>
-            </w:r>
-            <w:r>
-              <w:rPr>
-                <w:rFonts w:cstheme="minorHAnsi"/>
-                <w:sz w:val="20"/>
-                <w:szCs w:val="20"/>
-              </w:rPr>
-              <w:t>design competition</w:t>
+              <w:t>Updated actuator testbed product</w:t>
+            </w:r>
+            <w:r>
+              <w:rPr>
+                <w:rFonts w:cstheme="minorHAnsi"/>
+                <w:sz w:val="20"/>
+                <w:szCs w:val="20"/>
+              </w:rPr>
+              <w:t xml:space="preserve"> to achieve higher payloads</w:t>
+            </w:r>
+            <w:r>
+              <w:rPr>
+                <w:rFonts w:cstheme="minorHAnsi"/>
+                <w:sz w:val="20"/>
+                <w:szCs w:val="20"/>
+              </w:rPr>
+              <w:t xml:space="preserve"> </w:t>
+            </w:r>
+            <w:r>
+              <w:rPr>
+                <w:rFonts w:cstheme="minorHAnsi"/>
+                <w:sz w:val="20"/>
+                <w:szCs w:val="20"/>
+              </w:rPr>
+              <w:t>and modeled heat flow to maximize</w:t>
+            </w:r>
+            <w:r>
+              <w:rPr>
+                <w:rFonts w:cstheme="minorHAnsi"/>
+                <w:sz w:val="20"/>
+                <w:szCs w:val="20"/>
+              </w:rPr>
+              <w:t xml:space="preserve"> torque density</w:t>
             </w:r>
           </w:p>
           <w:p>
@@ -1314,7 +1462,23 @@
                 <w:sz w:val="24"/>
                 <w:szCs w:val="24"/>
               </w:rPr>
-              <w:t>Apptronik</w:t>
+              <w:t>Re</w:t>
+            </w:r>
+            <w:r>
+              <w:rPr>
+                <w:rFonts w:cstheme="minorHAnsi"/>
+                <w:sz w:val="24"/>
+                <w:szCs w:val="24"/>
+              </w:rPr>
+              <w:t>habilitation and Neuromuscular (ReNeu)</w:t>
+            </w:r>
+            <w:r>
+              <w:rPr>
+                <w:rFonts w:cstheme="minorHAnsi"/>
+                <w:sz w:val="24"/>
+                <w:szCs w:val="24"/>
+              </w:rPr>
+              <w:t xml:space="preserve"> Robotics Lab</w:t>
             </w:r>
           </w:p>
           <w:p>
@@ -1323,46 +1487,65 @@
               <w:ind w:right="-14"/>
               <w:rPr>
                 <w:rFonts w:cstheme="minorHAnsi"/>
-                <w:i/>
-                <w:sz w:val="20"/>
-                <w:szCs w:val="20"/>
+                <w:sz w:val="24"/>
+                <w:szCs w:val="24"/>
               </w:rPr>
             </w:pPr>
             <w:r>
               <w:rPr>
                 <w:rFonts w:cstheme="minorHAnsi"/>
-                <w:i/>
-                <w:sz w:val="20"/>
-                <w:szCs w:val="20"/>
-              </w:rPr>
-              <w:t>Mechanical Engineering Intern</w:t>
-            </w:r>
-            <w:r>
-              <w:rPr>
-                <w:rFonts w:cstheme="minorHAnsi"/>
-                <w:i/>
-                <w:sz w:val="20"/>
-                <w:szCs w:val="20"/>
-              </w:rPr>
-              <w:t xml:space="preserve">, </w:t>
-            </w:r>
-            <w:r>
-              <w:rPr>
-                <w:rFonts w:cstheme="minorHAnsi"/>
-                <w:i/>
-                <w:sz w:val="20"/>
-                <w:szCs w:val="20"/>
-              </w:rPr>
-              <w:t>Summer</w:t>
-            </w:r>
-            <w:r>
-              <w:rPr>
-                <w:rFonts w:cstheme="minorHAnsi"/>
-                <w:i/>
-                <w:sz w:val="20"/>
-                <w:szCs w:val="20"/>
-              </w:rPr>
-              <w:t xml:space="preserve"> 2018</w:t>
+                <w:sz w:val="20"/>
+                <w:szCs w:val="20"/>
+              </w:rPr>
+              <w:t>Undergraduate Research Assistant</w:t>
+            </w:r>
+            <w:r>
+              <w:rPr>
+                <w:rFonts w:cstheme="minorHAnsi"/>
+                <w:sz w:val="20"/>
+                <w:szCs w:val="20"/>
+              </w:rPr>
+              <w:t>,</w:t>
+            </w:r>
+            <w:r>
+              <w:rPr>
+                <w:rFonts w:cstheme="minorHAnsi"/>
+                <w:sz w:val="20"/>
+                <w:szCs w:val="20"/>
+              </w:rPr>
+              <w:t xml:space="preserve"> </w:t>
+            </w:r>
+            <w:r>
+              <w:rPr>
+                <w:rFonts w:cstheme="minorHAnsi"/>
+                <w:sz w:val="20"/>
+                <w:szCs w:val="20"/>
+              </w:rPr>
+              <w:t xml:space="preserve">May </w:t>
+            </w:r>
+            <w:r>
+              <w:rPr>
+                <w:rFonts w:cstheme="minorHAnsi"/>
+                <w:sz w:val="20"/>
+                <w:szCs w:val="20"/>
+              </w:rPr>
+              <w:t xml:space="preserve">2016 – </w:t>
+            </w:r>
+            <w:r>
+              <w:rPr>
+                <w:rFonts w:cstheme="minorHAnsi"/>
+                <w:sz w:val="20"/>
+                <w:szCs w:val="20"/>
+              </w:rPr>
+              <w:t xml:space="preserve">May </w:t>
+            </w:r>
+            <w:r>
+              <w:rPr>
+                <w:rFonts w:cstheme="minorHAnsi"/>
+                <w:sz w:val="20"/>
+                <w:szCs w:val="20"/>
+              </w:rPr>
+              <w:t>2019</w:t>
             </w:r>
           </w:p>
           <w:p>
@@ -1385,15 +1568,15 @@
                 <w:sz w:val="20"/>
                 <w:szCs w:val="20"/>
               </w:rPr>
-              <w:t>Derived forward kinematic equations for</w:t>
-            </w:r>
-            <w:r>
-              <w:rPr>
-                <w:rFonts w:cstheme="minorHAnsi"/>
-                <w:sz w:val="20"/>
-                <w:szCs w:val="20"/>
-              </w:rPr>
-              <w:t xml:space="preserve"> an</w:t>
+              <w:t>Designed</w:t>
+            </w:r>
+            <w:r>
+              <w:rPr>
+                <w:rFonts w:cstheme="minorHAnsi"/>
+                <w:sz w:val="20"/>
+                <w:szCs w:val="20"/>
+              </w:rPr>
+              <w:t xml:space="preserve"> and fabricated</w:t>
             </w:r>
             <w:r>
               <w:rPr>
@@ -1409,109 +1592,19 @@
                 <w:sz w:val="20"/>
                 <w:szCs w:val="20"/>
               </w:rPr>
-              <w:t>advanced</w:t>
-            </w:r>
-            <w:r>
-              <w:rPr>
-                <w:rFonts w:cstheme="minorHAnsi"/>
-                <w:sz w:val="20"/>
-                <w:szCs w:val="20"/>
-              </w:rPr>
-              <w:t xml:space="preserve"> humanoid bipedal robot</w:t>
-            </w:r>
-          </w:p>
-          <w:p>
-            <w:pPr>
-              <w:pStyle w:val="ListParagraph"/>
-              <w:numPr>
-                <w:ilvl w:val="0"/>
-                <w:numId w:val="11"/>
-              </w:numPr>
-              <w:spacing w:after="120" w:line="300" w:lineRule="auto"/>
-              <w:rPr>
-                <w:rFonts w:cstheme="minorHAnsi"/>
-                <w:sz w:val="20"/>
-                <w:szCs w:val="20"/>
-              </w:rPr>
-            </w:pPr>
-            <w:r>
-              <w:rPr>
-                <w:rFonts w:cstheme="minorHAnsi"/>
-                <w:sz w:val="20"/>
-                <w:szCs w:val="20"/>
-              </w:rPr>
-              <w:t>Updated actuator testbed product to achieve higher payloads with lower fabrication costs</w:t>
-            </w:r>
-          </w:p>
-          <w:p>
-            <w:pPr>
-              <w:spacing w:line="300" w:lineRule="auto"/>
-              <w:ind w:right="-14"/>
-              <w:rPr>
-                <w:rFonts w:cstheme="minorHAnsi"/>
-                <w:sz w:val="24"/>
-                <w:szCs w:val="24"/>
-                <w:vertAlign w:val="superscript"/>
-              </w:rPr>
-            </w:pPr>
-            <w:r>
-              <w:rPr>
-                <w:rFonts w:cstheme="minorHAnsi"/>
-                <w:sz w:val="24"/>
-                <w:szCs w:val="24"/>
-              </w:rPr>
-              <w:t>Re</w:t>
-            </w:r>
-            <w:r>
-              <w:rPr>
-                <w:rFonts w:cstheme="minorHAnsi"/>
-                <w:sz w:val="24"/>
-                <w:szCs w:val="24"/>
-              </w:rPr>
-              <w:t>habilitation and Neuromuscular (ReNeu)</w:t>
-            </w:r>
-            <w:r>
-              <w:rPr>
-                <w:rFonts w:cstheme="minorHAnsi"/>
-                <w:sz w:val="24"/>
-                <w:szCs w:val="24"/>
-              </w:rPr>
-              <w:t xml:space="preserve"> Robotics Lab</w:t>
-            </w:r>
-          </w:p>
-          <w:p>
-            <w:pPr>
-              <w:spacing w:line="300" w:lineRule="auto"/>
-              <w:ind w:right="-14"/>
-              <w:rPr>
-                <w:rFonts w:cstheme="minorHAnsi"/>
-                <w:i/>
-                <w:sz w:val="24"/>
-                <w:szCs w:val="24"/>
-              </w:rPr>
-            </w:pPr>
-            <w:r>
-              <w:rPr>
-                <w:rFonts w:cstheme="minorHAnsi"/>
-                <w:i/>
-                <w:sz w:val="20"/>
-                <w:szCs w:val="20"/>
-              </w:rPr>
-              <w:t>Undergraduate Research Assistant</w:t>
-            </w:r>
-            <w:r>
-              <w:rPr>
-                <w:rFonts w:cstheme="minorHAnsi"/>
-                <w:i/>
-                <w:sz w:val="20"/>
-                <w:szCs w:val="20"/>
-              </w:rPr>
-              <w:t>,</w:t>
-            </w:r>
-            <w:r>
-              <w:rPr>
-                <w:rFonts w:cstheme="minorHAnsi"/>
-                <w:i/>
+              <w:t>parts</w:t>
+            </w:r>
+            <w:r>
+              <w:rPr>
+                <w:rFonts w:cstheme="minorHAnsi"/>
+                <w:sz w:val="20"/>
+                <w:szCs w:val="20"/>
+              </w:rPr>
+              <w:t xml:space="preserve"> for</w:t>
+            </w:r>
+            <w:r>
+              <w:rPr>
+                <w:rFonts w:cstheme="minorHAnsi"/>
                 <w:sz w:val="20"/>
                 <w:szCs w:val="20"/>
               </w:rPr>
@@ -1520,93 +1613,10 @@
             <w:r>
               <w:rPr>
                 <w:rFonts w:cstheme="minorHAnsi"/>
-                <w:i/>
-                <w:sz w:val="20"/>
-                <w:szCs w:val="20"/>
-              </w:rPr>
-              <w:t xml:space="preserve">May </w:t>
-            </w:r>
-            <w:r>
-              <w:rPr>
-                <w:rFonts w:cstheme="minorHAnsi"/>
-                <w:i/>
-                <w:sz w:val="20"/>
-                <w:szCs w:val="20"/>
-              </w:rPr>
-              <w:t xml:space="preserve">2016 – </w:t>
-            </w:r>
-            <w:r>
-              <w:rPr>
-                <w:rFonts w:cstheme="minorHAnsi"/>
-                <w:i/>
-                <w:sz w:val="20"/>
-                <w:szCs w:val="20"/>
-              </w:rPr>
-              <w:t xml:space="preserve">May </w:t>
-            </w:r>
-            <w:r>
-              <w:rPr>
-                <w:rFonts w:cstheme="minorHAnsi"/>
-                <w:i/>
-                <w:sz w:val="20"/>
-                <w:szCs w:val="20"/>
-              </w:rPr>
-              <w:t>2019</w:t>
-            </w:r>
-          </w:p>
-          <w:p>
-            <w:pPr>
-              <w:pStyle w:val="ListParagraph"/>
-              <w:numPr>
-                <w:ilvl w:val="0"/>
-                <w:numId w:val="11"/>
-              </w:numPr>
-              <w:spacing w:line="300" w:lineRule="auto"/>
-              <w:rPr>
-                <w:rFonts w:cstheme="minorHAnsi"/>
-                <w:sz w:val="20"/>
-                <w:szCs w:val="20"/>
-              </w:rPr>
-            </w:pPr>
-            <w:r>
-              <w:rPr>
-                <w:rFonts w:cstheme="minorHAnsi"/>
-                <w:sz w:val="20"/>
-                <w:szCs w:val="20"/>
-              </w:rPr>
-              <w:t>Designed</w:t>
-            </w:r>
-            <w:r>
-              <w:rPr>
-                <w:rFonts w:cstheme="minorHAnsi"/>
-                <w:sz w:val="20"/>
-                <w:szCs w:val="20"/>
-              </w:rPr>
-              <w:t xml:space="preserve"> and fabricated</w:t>
-            </w:r>
-            <w:r>
-              <w:rPr>
-                <w:rFonts w:cstheme="minorHAnsi"/>
-                <w:sz w:val="20"/>
-                <w:szCs w:val="20"/>
-              </w:rPr>
-              <w:t xml:space="preserve"> </w:t>
-            </w:r>
-            <w:r>
-              <w:rPr>
-                <w:rFonts w:cstheme="minorHAnsi"/>
-                <w:sz w:val="20"/>
-                <w:szCs w:val="20"/>
-              </w:rPr>
-              <w:t xml:space="preserve">components and </w:t>
-            </w:r>
-            <w:r>
-              <w:rPr>
-                <w:rFonts w:cstheme="minorHAnsi"/>
-                <w:sz w:val="20"/>
-                <w:szCs w:val="20"/>
-              </w:rPr>
-              <w:t>actuators for rehabilitation exoskeleton</w:t>
+                <w:sz w:val="20"/>
+                <w:szCs w:val="20"/>
+              </w:rPr>
+              <w:t>rehabilitation exoskeleton</w:t>
             </w:r>
             <w:r>
               <w:rPr>
@@ -1615,6 +1625,14 @@
                 <w:szCs w:val="20"/>
               </w:rPr>
               <w:t xml:space="preserve"> robots</w:t>
+            </w:r>
+            <w:r>
+              <w:rPr>
+                <w:rFonts w:cstheme="minorHAnsi"/>
+                <w:sz w:val="20"/>
+                <w:szCs w:val="20"/>
+              </w:rPr>
+              <w:t xml:space="preserve"> and prosthetics</w:t>
             </w:r>
           </w:p>
         </w:tc>
@@ -1652,7 +1670,6 @@
               <w:spacing w:line="300" w:lineRule="auto"/>
               <w:rPr>
                 <w:rFonts w:cstheme="minorHAnsi"/>
-                <w:i/>
                 <w:sz w:val="20"/>
                 <w:szCs w:val="20"/>
               </w:rPr>
@@ -1660,7 +1677,6 @@
             <w:r>
               <w:rPr>
                 <w:rFonts w:cstheme="minorHAnsi"/>
-                <w:i/>
                 <w:sz w:val="20"/>
                 <w:szCs w:val="20"/>
               </w:rPr>
@@ -1669,7 +1685,6 @@
             <w:r>
               <w:rPr>
                 <w:rFonts w:cstheme="minorHAnsi"/>
-                <w:i/>
                 <w:sz w:val="20"/>
                 <w:szCs w:val="20"/>
               </w:rPr>
@@ -1678,38 +1693,10 @@
             <w:r>
               <w:rPr>
                 <w:rFonts w:cstheme="minorHAnsi"/>
-                <w:i/>
-                <w:sz w:val="20"/>
-                <w:szCs w:val="20"/>
-              </w:rPr>
-              <w:t xml:space="preserve">Aug. </w:t>
-            </w:r>
-            <w:r>
-              <w:rPr>
-                <w:rFonts w:cstheme="minorHAnsi"/>
-                <w:i/>
-                <w:sz w:val="20"/>
-                <w:szCs w:val="20"/>
-              </w:rPr>
-              <w:t xml:space="preserve">2019 – </w:t>
-            </w:r>
-            <w:r>
-              <w:rPr>
-                <w:rFonts w:cstheme="minorHAnsi"/>
-                <w:i/>
-                <w:sz w:val="20"/>
-                <w:szCs w:val="20"/>
-              </w:rPr>
-              <w:t xml:space="preserve">Aug. </w:t>
-            </w:r>
-            <w:r>
-              <w:rPr>
-                <w:rFonts w:cstheme="minorHAnsi"/>
-                <w:i/>
-                <w:sz w:val="20"/>
-                <w:szCs w:val="20"/>
-              </w:rPr>
-              <w:t>2021</w:t>
+                <w:sz w:val="20"/>
+                <w:szCs w:val="20"/>
+              </w:rPr>
+              <w:t>2019 –2021</w:t>
             </w:r>
           </w:p>
           <w:p>
@@ -1729,16 +1716,14 @@
             <w:r>
               <w:rPr>
                 <w:rFonts w:cstheme="minorHAnsi"/>
-                <w:iCs/>
-                <w:sz w:val="20"/>
-                <w:szCs w:val="20"/>
-              </w:rPr>
-              <w:t>Research t</w:t>
-            </w:r>
-            <w:r>
-              <w:rPr>
-                <w:rFonts w:cstheme="minorHAnsi"/>
-                <w:iCs/>
+                <w:sz w:val="20"/>
+                <w:szCs w:val="20"/>
+              </w:rPr>
+              <w:t>T</w:t>
+            </w:r>
+            <w:r>
+              <w:rPr>
+                <w:rFonts w:cstheme="minorHAnsi"/>
                 <w:sz w:val="20"/>
                 <w:szCs w:val="20"/>
               </w:rPr>
@@ -1749,7 +1734,6 @@
                 <w:rPr>
                   <w:rStyle w:val="Hyperlink"/>
                   <w:rFonts w:cstheme="minorHAnsi"/>
-                  <w:i/>
                   <w:color w:val="auto"/>
                   <w:sz w:val="20"/>
                   <w:szCs w:val="20"/>
@@ -1761,6 +1745,29 @@
           </w:p>
           <w:p>
             <w:pPr>
+              <w:pStyle w:val="ListParagraph"/>
+              <w:numPr>
+                <w:ilvl w:val="0"/>
+                <w:numId w:val="11"/>
+              </w:numPr>
+              <w:spacing w:after="120" w:line="300" w:lineRule="auto"/>
+              <w:rPr>
+                <w:rFonts w:cstheme="minorHAnsi"/>
+                <w:sz w:val="20"/>
+                <w:szCs w:val="20"/>
+              </w:rPr>
+            </w:pPr>
+            <w:r>
+              <w:rPr>
+                <w:rFonts w:cstheme="minorHAnsi"/>
+                <w:sz w:val="20"/>
+                <w:szCs w:val="20"/>
+              </w:rPr>
+              <w:t>Funded by DOE</w:t>
+            </w:r>
+          </w:p>
+          <w:p>
+            <w:pPr>
               <w:spacing w:line="300" w:lineRule="auto"/>
               <w:rPr>
                 <w:rFonts w:cstheme="minorHAnsi"/>
@@ -1782,7 +1789,6 @@
               <w:spacing w:after="240" w:line="300" w:lineRule="auto"/>
               <w:rPr>
                 <w:rFonts w:cstheme="minorHAnsi"/>
-                <w:i/>
                 <w:sz w:val="20"/>
                 <w:szCs w:val="20"/>
               </w:rPr>
@@ -1790,7 +1796,6 @@
             <w:r>
               <w:rPr>
                 <w:rFonts w:cstheme="minorHAnsi"/>
-                <w:i/>
                 <w:sz w:val="20"/>
                 <w:szCs w:val="20"/>
               </w:rPr>
@@ -1799,7 +1804,6 @@
             <w:r>
               <w:rPr>
                 <w:rFonts w:cstheme="minorHAnsi"/>
-                <w:i/>
                 <w:sz w:val="20"/>
                 <w:szCs w:val="20"/>
               </w:rPr>
@@ -1808,47 +1812,18 @@
             <w:r>
               <w:rPr>
                 <w:rFonts w:cstheme="minorHAnsi"/>
-                <w:i/>
-                <w:sz w:val="20"/>
-                <w:szCs w:val="20"/>
-              </w:rPr>
-              <w:t xml:space="preserve"> </w:t>
-            </w:r>
-            <w:r>
-              <w:rPr>
-                <w:rFonts w:cstheme="minorHAnsi"/>
-                <w:i/>
-                <w:sz w:val="20"/>
-                <w:szCs w:val="20"/>
-              </w:rPr>
-              <w:t xml:space="preserve">Aug. </w:t>
-            </w:r>
-            <w:r>
-              <w:rPr>
-                <w:rFonts w:cstheme="minorHAnsi"/>
-                <w:i/>
-                <w:sz w:val="20"/>
-                <w:szCs w:val="20"/>
-              </w:rPr>
-              <w:t xml:space="preserve">2015 – </w:t>
-            </w:r>
-            <w:r>
-              <w:rPr>
-                <w:rFonts w:cstheme="minorHAnsi"/>
-                <w:i/>
-                <w:sz w:val="20"/>
-                <w:szCs w:val="20"/>
-              </w:rPr>
-              <w:t xml:space="preserve">May </w:t>
-            </w:r>
-            <w:r>
-              <w:rPr>
-                <w:rFonts w:cstheme="minorHAnsi"/>
-                <w:i/>
-                <w:sz w:val="20"/>
-                <w:szCs w:val="20"/>
-              </w:rPr>
-              <w:t>2019</w:t>
+                <w:sz w:val="20"/>
+                <w:szCs w:val="20"/>
+              </w:rPr>
+              <w:t xml:space="preserve"> 2015</w:t>
+            </w:r>
+            <w:r>
+              <w:rPr>
+                <w:rFonts w:cstheme="minorHAnsi"/>
+                <w:sz w:val="20"/>
+                <w:szCs w:val="20"/>
+              </w:rPr>
+              <w:t xml:space="preserve"> – 2019</w:t>
             </w:r>
           </w:p>
         </w:tc>
@@ -1913,7 +1888,7 @@
       </w:tr>
       <w:tr>
         <w:trPr>
-          <w:trHeight w:val="5183"/>
+          <w:trHeight w:val="4157"/>
         </w:trPr>
         <w:tc>
           <w:tcPr>
@@ -1966,11 +1941,12 @@
           </w:p>
           <w:p>
             <w:pPr>
+              <w:pStyle w:val="ListParagraph"/>
               <w:numPr>
                 <w:ilvl w:val="0"/>
-                <w:numId w:val="20"/>
+                <w:numId w:val="11"/>
               </w:numPr>
-              <w:spacing w:line="300" w:lineRule="auto"/>
+              <w:spacing w:after="120" w:line="300" w:lineRule="auto"/>
               <w:rPr>
                 <w:rFonts w:cstheme="minorHAnsi"/>
                 <w:sz w:val="20"/>
@@ -1983,56 +1959,25 @@
                 <w:sz w:val="20"/>
                 <w:szCs w:val="20"/>
               </w:rPr>
-              <w:t>CAD</w:t>
-            </w:r>
-            <w:r>
-              <w:rPr>
-                <w:rFonts w:cstheme="minorHAnsi"/>
-                <w:sz w:val="20"/>
-                <w:szCs w:val="20"/>
-              </w:rPr>
-              <w:t>:</w:t>
-            </w:r>
-            <w:r>
-              <w:rPr>
-                <w:rFonts w:cstheme="minorHAnsi"/>
-                <w:sz w:val="20"/>
-                <w:szCs w:val="20"/>
-              </w:rPr>
-              <w:t xml:space="preserve"> Onshape</w:t>
-            </w:r>
-            <w:r>
-              <w:rPr>
-                <w:rFonts w:cstheme="minorHAnsi"/>
-                <w:sz w:val="20"/>
-                <w:szCs w:val="20"/>
-              </w:rPr>
-              <w:t xml:space="preserve">, </w:t>
-            </w:r>
-            <w:r>
-              <w:rPr>
-                <w:rFonts w:cstheme="minorHAnsi"/>
-                <w:sz w:val="20"/>
-                <w:szCs w:val="20"/>
-              </w:rPr>
-              <w:t>SolidWorks</w:t>
-            </w:r>
-            <w:r>
-              <w:rPr>
-                <w:rFonts w:cstheme="minorHAnsi"/>
-                <w:sz w:val="20"/>
-                <w:szCs w:val="20"/>
-              </w:rPr>
-              <w:t>, etc.</w:t>
+              <w:t>Design: CAD (Onshape, Sol</w:t>
+            </w:r>
+            <w:r>
+              <w:rPr>
+                <w:rFonts w:cstheme="minorHAnsi"/>
+                <w:sz w:val="20"/>
+                <w:szCs w:val="20"/>
+              </w:rPr>
+              <w:t>idWorks, Creo), GD&amp;T, DFMA, FEA</w:t>
             </w:r>
           </w:p>
           <w:p>
             <w:pPr>
+              <w:pStyle w:val="ListParagraph"/>
               <w:numPr>
                 <w:ilvl w:val="0"/>
-                <w:numId w:val="20"/>
+                <w:numId w:val="11"/>
               </w:numPr>
-              <w:spacing w:line="300" w:lineRule="auto"/>
+              <w:spacing w:after="120" w:line="300" w:lineRule="auto"/>
               <w:rPr>
                 <w:rFonts w:cstheme="minorHAnsi"/>
                 <w:sz w:val="20"/>
@@ -2045,252 +1990,15 @@
                 <w:sz w:val="20"/>
                 <w:szCs w:val="20"/>
               </w:rPr>
-              <w:t>Fabrication</w:t>
-            </w:r>
-            <w:r>
-              <w:rPr>
-                <w:rFonts w:cstheme="minorHAnsi"/>
-                <w:sz w:val="20"/>
-                <w:szCs w:val="20"/>
-              </w:rPr>
-              <w:t>:</w:t>
-            </w:r>
-            <w:r>
-              <w:rPr>
-                <w:rFonts w:cstheme="minorHAnsi"/>
-                <w:sz w:val="20"/>
-                <w:szCs w:val="20"/>
-              </w:rPr>
-              <w:t xml:space="preserve"> A</w:t>
-            </w:r>
-            <w:r>
-              <w:rPr>
-                <w:rFonts w:cstheme="minorHAnsi"/>
-                <w:sz w:val="20"/>
-                <w:szCs w:val="20"/>
-              </w:rPr>
-              <w:t>dditive manufacturing, manual</w:t>
-            </w:r>
-            <w:r>
-              <w:rPr>
-                <w:rFonts w:cstheme="minorHAnsi"/>
-                <w:sz w:val="20"/>
-                <w:szCs w:val="20"/>
-              </w:rPr>
-              <w:t xml:space="preserve"> </w:t>
-            </w:r>
-            <w:r>
-              <w:rPr>
-                <w:rFonts w:cstheme="minorHAnsi"/>
-                <w:sz w:val="20"/>
-                <w:szCs w:val="20"/>
-              </w:rPr>
-              <w:t xml:space="preserve">machining/turning, </w:t>
-            </w:r>
-            <w:r>
-              <w:rPr>
-                <w:rFonts w:cstheme="minorHAnsi"/>
-                <w:sz w:val="20"/>
-                <w:szCs w:val="20"/>
-              </w:rPr>
-              <w:t>CNC,</w:t>
-            </w:r>
-            <w:r>
-              <w:rPr>
-                <w:rFonts w:cstheme="minorHAnsi"/>
-                <w:sz w:val="20"/>
-                <w:szCs w:val="20"/>
-              </w:rPr>
-              <w:t xml:space="preserve"> sheet metal</w:t>
-            </w:r>
-            <w:r>
-              <w:rPr>
-                <w:rFonts w:cstheme="minorHAnsi"/>
-                <w:sz w:val="20"/>
-                <w:szCs w:val="20"/>
-              </w:rPr>
-              <w:t xml:space="preserve"> bending</w:t>
-            </w:r>
-            <w:r>
-              <w:rPr>
-                <w:rFonts w:cstheme="minorHAnsi"/>
-                <w:sz w:val="20"/>
-                <w:szCs w:val="20"/>
-              </w:rPr>
-              <w:t>,</w:t>
-            </w:r>
-            <w:r>
-              <w:rPr>
-                <w:rFonts w:cstheme="minorHAnsi"/>
-                <w:sz w:val="20"/>
-                <w:szCs w:val="20"/>
-              </w:rPr>
-              <w:t xml:space="preserve"> laser</w:t>
-            </w:r>
-            <w:r>
-              <w:rPr>
-                <w:rFonts w:cstheme="minorHAnsi"/>
-                <w:sz w:val="20"/>
-                <w:szCs w:val="20"/>
-              </w:rPr>
-              <w:t xml:space="preserve"> cutting</w:t>
-            </w:r>
-            <w:r>
-              <w:rPr>
-                <w:rFonts w:cstheme="minorHAnsi"/>
-                <w:sz w:val="20"/>
-                <w:szCs w:val="20"/>
-              </w:rPr>
-              <w:t>,</w:t>
-            </w:r>
-            <w:r>
-              <w:rPr>
-                <w:rFonts w:cstheme="minorHAnsi"/>
-                <w:sz w:val="20"/>
-                <w:szCs w:val="20"/>
-              </w:rPr>
-              <w:t xml:space="preserve"> </w:t>
-            </w:r>
-            <w:r>
-              <w:rPr>
-                <w:rFonts w:cstheme="minorHAnsi"/>
-                <w:sz w:val="20"/>
-                <w:szCs w:val="20"/>
-              </w:rPr>
-              <w:t xml:space="preserve">die casting, </w:t>
-            </w:r>
-            <w:r>
-              <w:rPr>
-                <w:rFonts w:cstheme="minorHAnsi"/>
-                <w:sz w:val="20"/>
-                <w:szCs w:val="20"/>
-              </w:rPr>
-              <w:t>injection molding, vacuum forming</w:t>
-            </w:r>
-            <w:r>
-              <w:rPr>
-                <w:rFonts w:cstheme="minorHAnsi"/>
-                <w:sz w:val="20"/>
-                <w:szCs w:val="20"/>
-              </w:rPr>
-              <w:t xml:space="preserve">, </w:t>
-            </w:r>
-            <w:r>
-              <w:rPr>
-                <w:rFonts w:cstheme="minorHAnsi"/>
-                <w:sz w:val="20"/>
-                <w:szCs w:val="20"/>
-              </w:rPr>
-              <w:t xml:space="preserve">extrusions, </w:t>
-            </w:r>
-            <w:r>
-              <w:rPr>
-                <w:rFonts w:cstheme="minorHAnsi"/>
-                <w:sz w:val="20"/>
-                <w:szCs w:val="20"/>
-              </w:rPr>
-              <w:t>etc.</w:t>
+              <w:t>Fabrication: CNC/manual machining, additive manufacturing, casting, extrusions, sheet metal, welding</w:t>
             </w:r>
           </w:p>
           <w:p>
             <w:pPr>
+              <w:pStyle w:val="ListParagraph"/>
               <w:numPr>
                 <w:ilvl w:val="0"/>
-                <w:numId w:val="20"/>
-              </w:numPr>
-              <w:spacing w:line="300" w:lineRule="auto"/>
-              <w:rPr>
-                <w:rFonts w:cstheme="minorHAnsi"/>
-                <w:sz w:val="20"/>
-                <w:szCs w:val="20"/>
-              </w:rPr>
-            </w:pPr>
-            <w:r>
-              <w:rPr>
-                <w:rFonts w:cstheme="minorHAnsi"/>
-                <w:sz w:val="20"/>
-                <w:szCs w:val="20"/>
-              </w:rPr>
-              <w:t>Hardware</w:t>
-            </w:r>
-            <w:r>
-              <w:rPr>
-                <w:rFonts w:cstheme="minorHAnsi"/>
-                <w:sz w:val="20"/>
-                <w:szCs w:val="20"/>
-              </w:rPr>
-              <w:t xml:space="preserve">: </w:t>
-            </w:r>
-            <w:r>
-              <w:rPr>
-                <w:rFonts w:cstheme="minorHAnsi"/>
-                <w:sz w:val="20"/>
-                <w:szCs w:val="20"/>
-              </w:rPr>
-              <w:t>R</w:t>
-            </w:r>
-            <w:r>
-              <w:rPr>
-                <w:rFonts w:cstheme="minorHAnsi"/>
-                <w:sz w:val="20"/>
-                <w:szCs w:val="20"/>
-              </w:rPr>
-              <w:t>obotic actuators,</w:t>
-            </w:r>
-            <w:r>
-              <w:rPr>
-                <w:rFonts w:cstheme="minorHAnsi"/>
-                <w:sz w:val="20"/>
-                <w:szCs w:val="20"/>
-              </w:rPr>
-              <w:t xml:space="preserve"> motor drivers,</w:t>
-            </w:r>
-            <w:r>
-              <w:rPr>
-                <w:rFonts w:cstheme="minorHAnsi"/>
-                <w:sz w:val="20"/>
-                <w:szCs w:val="20"/>
-              </w:rPr>
-              <w:t xml:space="preserve"> </w:t>
-            </w:r>
-            <w:r>
-              <w:rPr>
-                <w:rFonts w:cstheme="minorHAnsi"/>
-                <w:sz w:val="20"/>
-                <w:szCs w:val="20"/>
-              </w:rPr>
-              <w:t>force/torque sensors, load cells</w:t>
-            </w:r>
-            <w:r>
-              <w:rPr>
-                <w:rFonts w:cstheme="minorHAnsi"/>
-                <w:sz w:val="20"/>
-                <w:szCs w:val="20"/>
-              </w:rPr>
-              <w:t xml:space="preserve">, </w:t>
-            </w:r>
-            <w:r>
-              <w:rPr>
-                <w:rFonts w:cstheme="minorHAnsi"/>
-                <w:sz w:val="20"/>
-                <w:szCs w:val="20"/>
-              </w:rPr>
-              <w:t>encoders, brakes,</w:t>
-            </w:r>
-            <w:r>
-              <w:rPr>
-                <w:rFonts w:cstheme="minorHAnsi"/>
-                <w:sz w:val="20"/>
-                <w:szCs w:val="20"/>
-              </w:rPr>
-              <w:t xml:space="preserve"> etc.</w:t>
-            </w:r>
-          </w:p>
-          <w:p>
-            <w:pPr>
-              <w:numPr>
-                <w:ilvl w:val="0"/>
-                <w:numId w:val="20"/>
+                <w:numId w:val="11"/>
               </w:numPr>
               <w:spacing w:after="120" w:line="300" w:lineRule="auto"/>
               <w:rPr>
@@ -2305,7 +2013,71 @@
                 <w:sz w:val="20"/>
                 <w:szCs w:val="20"/>
               </w:rPr>
-              <w:t>Analysis: FEA, tolerance stackup, actuator selection, bushing/bearing selection, FMEA</w:t>
+              <w:t>Components</w:t>
+            </w:r>
+            <w:r>
+              <w:rPr>
+                <w:rFonts w:cstheme="minorHAnsi"/>
+                <w:sz w:val="20"/>
+                <w:szCs w:val="20"/>
+              </w:rPr>
+              <w:t xml:space="preserve">: </w:t>
+            </w:r>
+            <w:r>
+              <w:rPr>
+                <w:rFonts w:cstheme="minorHAnsi"/>
+                <w:sz w:val="20"/>
+                <w:szCs w:val="20"/>
+              </w:rPr>
+              <w:t>R</w:t>
+            </w:r>
+            <w:r>
+              <w:rPr>
+                <w:rFonts w:cstheme="minorHAnsi"/>
+                <w:sz w:val="20"/>
+                <w:szCs w:val="20"/>
+              </w:rPr>
+              <w:t>obotic actuators,</w:t>
+            </w:r>
+            <w:r>
+              <w:rPr>
+                <w:rFonts w:cstheme="minorHAnsi"/>
+                <w:sz w:val="20"/>
+                <w:szCs w:val="20"/>
+              </w:rPr>
+              <w:t xml:space="preserve"> motor drivers,</w:t>
+            </w:r>
+            <w:r>
+              <w:rPr>
+                <w:rFonts w:cstheme="minorHAnsi"/>
+                <w:sz w:val="20"/>
+                <w:szCs w:val="20"/>
+              </w:rPr>
+              <w:t xml:space="preserve"> </w:t>
+            </w:r>
+            <w:r>
+              <w:rPr>
+                <w:rFonts w:cstheme="minorHAnsi"/>
+                <w:sz w:val="20"/>
+                <w:szCs w:val="20"/>
+              </w:rPr>
+              <w:t>force/torque sensors, load cells</w:t>
+            </w:r>
+            <w:r>
+              <w:rPr>
+                <w:rFonts w:cstheme="minorHAnsi"/>
+                <w:sz w:val="20"/>
+                <w:szCs w:val="20"/>
+              </w:rPr>
+              <w:t xml:space="preserve">, </w:t>
+            </w:r>
+            <w:r>
+              <w:rPr>
+                <w:rFonts w:cstheme="minorHAnsi"/>
+                <w:sz w:val="20"/>
+                <w:szCs w:val="20"/>
+              </w:rPr>
+              <w:t>encoders, brakes</w:t>
             </w:r>
           </w:p>
           <w:p>
@@ -2372,6 +2144,85 @@
                 <w:ilvl w:val="0"/>
                 <w:numId w:val="11"/>
               </w:numPr>
+              <w:spacing w:line="300" w:lineRule="auto"/>
+              <w:rPr>
+                <w:rFonts w:cstheme="minorHAnsi"/>
+                <w:sz w:val="20"/>
+                <w:szCs w:val="24"/>
+              </w:rPr>
+            </w:pPr>
+            <w:r>
+              <w:rPr>
+                <w:rFonts w:cstheme="minorHAnsi"/>
+                <w:sz w:val="20"/>
+                <w:szCs w:val="24"/>
+              </w:rPr>
+              <w:t xml:space="preserve">Algorithms: </w:t>
+            </w:r>
+            <w:r>
+              <w:rPr>
+                <w:rFonts w:cstheme="minorHAnsi"/>
+                <w:sz w:val="20"/>
+                <w:szCs w:val="24"/>
+              </w:rPr>
+              <w:t xml:space="preserve">mobile </w:t>
+            </w:r>
+            <w:r>
+              <w:rPr>
+                <w:rFonts w:cstheme="minorHAnsi"/>
+                <w:sz w:val="20"/>
+                <w:szCs w:val="24"/>
+              </w:rPr>
+              <w:t xml:space="preserve">robot </w:t>
+            </w:r>
+            <w:r>
+              <w:rPr>
+                <w:rFonts w:cstheme="minorHAnsi"/>
+                <w:sz w:val="20"/>
+                <w:szCs w:val="24"/>
+              </w:rPr>
+              <w:t>localization</w:t>
+            </w:r>
+            <w:r>
+              <w:rPr>
+                <w:rFonts w:cstheme="minorHAnsi"/>
+                <w:sz w:val="20"/>
+                <w:szCs w:val="24"/>
+              </w:rPr>
+              <w:t>/mapping/</w:t>
+            </w:r>
+            <w:r>
+              <w:rPr>
+                <w:rFonts w:cstheme="minorHAnsi"/>
+                <w:sz w:val="20"/>
+                <w:szCs w:val="24"/>
+              </w:rPr>
+              <w:t xml:space="preserve">navigation, </w:t>
+            </w:r>
+            <w:r>
+              <w:rPr>
+                <w:rFonts w:cstheme="minorHAnsi"/>
+                <w:sz w:val="20"/>
+                <w:szCs w:val="24"/>
+              </w:rPr>
+              <w:t xml:space="preserve">manipulator </w:t>
+            </w:r>
+            <w:r>
+              <w:rPr>
+                <w:rFonts w:cstheme="minorHAnsi"/>
+                <w:sz w:val="20"/>
+                <w:szCs w:val="24"/>
+              </w:rPr>
+              <w:t>motion planning</w:t>
+            </w:r>
+          </w:p>
+          <w:p>
+            <w:pPr>
+              <w:pStyle w:val="ListParagraph"/>
+              <w:numPr>
+                <w:ilvl w:val="0"/>
+                <w:numId w:val="11"/>
+              </w:numPr>
               <w:spacing w:after="240" w:line="300" w:lineRule="auto"/>
               <w:rPr>
                 <w:rFonts w:cstheme="minorHAnsi"/>
@@ -2402,6 +2253,14 @@
                 <w:szCs w:val="24"/>
               </w:rPr>
               <w:t>Git, ROS</w:t>
+            </w:r>
+            <w:r>
+              <w:rPr>
+                <w:rFonts w:cstheme="minorHAnsi"/>
+                <w:sz w:val="20"/>
+                <w:szCs w:val="24"/>
+              </w:rPr>
+              <w:t>2</w:t>
             </w:r>
             <w:r>
               <w:rPr>
@@ -2539,7 +2398,6 @@
               <w:spacing w:line="300" w:lineRule="auto"/>
               <w:rPr>
                 <w:rFonts w:cstheme="minorHAnsi"/>
-                <w:i/>
                 <w:sz w:val="20"/>
                 <w:szCs w:val="20"/>
               </w:rPr>
@@ -2547,7 +2405,6 @@
             <w:r>
               <w:rPr>
                 <w:rFonts w:cstheme="minorHAnsi"/>
-                <w:i/>
                 <w:sz w:val="20"/>
                 <w:szCs w:val="20"/>
               </w:rPr>
@@ -2556,7 +2413,6 @@
             <w:r>
               <w:rPr>
                 <w:rFonts w:cstheme="minorHAnsi"/>
-                <w:i/>
                 <w:sz w:val="20"/>
                 <w:szCs w:val="20"/>
               </w:rPr>
@@ -2565,7 +2421,6 @@
             <w:r>
               <w:rPr>
                 <w:rFonts w:cstheme="minorHAnsi"/>
-                <w:i/>
                 <w:sz w:val="20"/>
                 <w:szCs w:val="20"/>
               </w:rPr>
@@ -2574,7 +2429,6 @@
             <w:r>
               <w:rPr>
                 <w:rFonts w:cstheme="minorHAnsi"/>
-                <w:i/>
                 <w:sz w:val="20"/>
                 <w:szCs w:val="20"/>
               </w:rPr>
@@ -2583,7 +2437,6 @@
             <w:r>
               <w:rPr>
                 <w:rFonts w:cstheme="minorHAnsi"/>
-                <w:i/>
                 <w:sz w:val="20"/>
                 <w:szCs w:val="20"/>
               </w:rPr>
@@ -2592,7 +2445,6 @@
             <w:r>
               <w:rPr>
                 <w:rFonts w:cstheme="minorHAnsi"/>
-                <w:i/>
                 <w:sz w:val="20"/>
                 <w:szCs w:val="20"/>
               </w:rPr>
@@ -2685,7 +2537,6 @@
               <w:spacing w:line="300" w:lineRule="auto"/>
               <w:rPr>
                 <w:rFonts w:cstheme="minorHAnsi"/>
-                <w:i/>
                 <w:sz w:val="20"/>
                 <w:szCs w:val="20"/>
               </w:rPr>
@@ -2693,7 +2544,6 @@
             <w:r>
               <w:rPr>
                 <w:rFonts w:cstheme="minorHAnsi"/>
-                <w:i/>
                 <w:sz w:val="20"/>
                 <w:szCs w:val="20"/>
               </w:rPr>
@@ -2702,7 +2552,6 @@
             <w:r>
               <w:rPr>
                 <w:rFonts w:cstheme="minorHAnsi"/>
-                <w:i/>
                 <w:sz w:val="20"/>
                 <w:szCs w:val="20"/>
               </w:rPr>
@@ -2711,7 +2560,6 @@
             <w:r>
               <w:rPr>
                 <w:rFonts w:cstheme="minorHAnsi"/>
-                <w:i/>
                 <w:sz w:val="20"/>
                 <w:szCs w:val="20"/>
               </w:rPr>
@@ -2720,7 +2568,6 @@
             <w:r>
               <w:rPr>
                 <w:rFonts w:cstheme="minorHAnsi"/>
-                <w:i/>
                 <w:sz w:val="20"/>
                 <w:szCs w:val="20"/>
               </w:rPr>
@@ -2729,7 +2576,6 @@
             <w:r>
               <w:rPr>
                 <w:rFonts w:cstheme="minorHAnsi"/>
-                <w:i/>
                 <w:sz w:val="20"/>
                 <w:szCs w:val="20"/>
               </w:rPr>
@@ -2738,7 +2584,6 @@
             <w:r>
               <w:rPr>
                 <w:rFonts w:cstheme="minorHAnsi"/>
-                <w:i/>
                 <w:sz w:val="20"/>
                 <w:szCs w:val="20"/>
               </w:rPr>
@@ -2783,6 +2628,8 @@
       <w:pPr>
         <w:rPr>
           <w:rFonts w:cstheme="minorHAnsi"/>
+          <w:sz w:val="20"/>
+          <w:szCs w:val="20"/>
         </w:rPr>
       </w:pPr>
     </w:p>
@@ -4280,8 +4127,8 @@
   <w:abstractNum w:abstractNumId="13" w15:restartNumberingAfterBreak="0">
     <w:nsid w:val="454C3B3D"/>
     <w:multiLevelType w:val="hybridMultilevel"/>
-    <w:tmpl w:val="DD825B10"/>
-    <w:lvl w:ilvl="0" w:tplc="5B10DC8A">
+    <w:tmpl w:val="22E621C2"/>
+    <w:lvl w:ilvl="0" w:tplc="04090001">
       <w:start w:val="1"/>
       <w:numFmt w:val="bullet"/>
       <w:lvlText w:val=""/>

--- a/MarkJenningsResume.docx
+++ b/MarkJenningsResume.docx
@@ -2013,39 +2013,87 @@
                 <w:sz w:val="20"/>
                 <w:szCs w:val="20"/>
               </w:rPr>
-              <w:t>Components</w:t>
-            </w:r>
-            <w:r>
-              <w:rPr>
-                <w:rFonts w:cstheme="minorHAnsi"/>
-                <w:sz w:val="20"/>
-                <w:szCs w:val="20"/>
-              </w:rPr>
-              <w:t xml:space="preserve">: </w:t>
-            </w:r>
-            <w:r>
-              <w:rPr>
-                <w:rFonts w:cstheme="minorHAnsi"/>
-                <w:sz w:val="20"/>
-                <w:szCs w:val="20"/>
-              </w:rPr>
-              <w:t>R</w:t>
-            </w:r>
-            <w:r>
-              <w:rPr>
-                <w:rFonts w:cstheme="minorHAnsi"/>
-                <w:sz w:val="20"/>
-                <w:szCs w:val="20"/>
-              </w:rPr>
-              <w:t>obotic actuators,</w:t>
-            </w:r>
-            <w:r>
-              <w:rPr>
-                <w:rFonts w:cstheme="minorHAnsi"/>
-                <w:sz w:val="20"/>
-                <w:szCs w:val="20"/>
-              </w:rPr>
-              <w:t xml:space="preserve"> motor drivers,</w:t>
+              <w:t>Electric</w:t>
+            </w:r>
+            <w:r>
+              <w:rPr>
+                <w:rFonts w:cstheme="minorHAnsi"/>
+                <w:sz w:val="20"/>
+                <w:szCs w:val="20"/>
+              </w:rPr>
+              <w:t xml:space="preserve"> actuat</w:t>
+            </w:r>
+            <w:r>
+              <w:rPr>
+                <w:rFonts w:cstheme="minorHAnsi"/>
+                <w:sz w:val="20"/>
+                <w:szCs w:val="20"/>
+              </w:rPr>
+              <w:t xml:space="preserve">ion: </w:t>
+            </w:r>
+            <w:r>
+              <w:rPr>
+                <w:rFonts w:cstheme="minorHAnsi"/>
+                <w:sz w:val="20"/>
+                <w:szCs w:val="20"/>
+              </w:rPr>
+              <w:t>m</w:t>
+            </w:r>
+            <w:r>
+              <w:rPr>
+                <w:rFonts w:cstheme="minorHAnsi"/>
+                <w:sz w:val="20"/>
+                <w:szCs w:val="20"/>
+              </w:rPr>
+              <w:t>o</w:t>
+            </w:r>
+            <w:r>
+              <w:rPr>
+                <w:rFonts w:cstheme="minorHAnsi"/>
+                <w:sz w:val="20"/>
+                <w:szCs w:val="20"/>
+              </w:rPr>
+              <w:t>tors</w:t>
+            </w:r>
+            <w:r>
+              <w:rPr>
+                <w:rFonts w:cstheme="minorHAnsi"/>
+                <w:sz w:val="20"/>
+                <w:szCs w:val="20"/>
+              </w:rPr>
+              <w:t>,</w:t>
+            </w:r>
+            <w:r>
+              <w:rPr>
+                <w:rFonts w:cstheme="minorHAnsi"/>
+                <w:sz w:val="20"/>
+                <w:szCs w:val="20"/>
+              </w:rPr>
+              <w:t xml:space="preserve"> drivers,</w:t>
+            </w:r>
+            <w:r>
+              <w:rPr>
+                <w:rFonts w:cstheme="minorHAnsi"/>
+                <w:sz w:val="20"/>
+                <w:szCs w:val="20"/>
+              </w:rPr>
+              <w:t xml:space="preserve"> reduction</w:t>
+            </w:r>
+            <w:r>
+              <w:rPr>
+                <w:rFonts w:cstheme="minorHAnsi"/>
+                <w:sz w:val="20"/>
+                <w:szCs w:val="20"/>
+              </w:rPr>
+              <w:t>/transmission</w:t>
+            </w:r>
+            <w:r>
+              <w:rPr>
+                <w:rFonts w:cstheme="minorHAnsi"/>
+                <w:sz w:val="20"/>
+                <w:szCs w:val="20"/>
+              </w:rPr>
+              <w:t>, brakes,</w:t>
             </w:r>
             <w:r>
               <w:rPr>
@@ -2061,23 +2109,23 @@
                 <w:sz w:val="20"/>
                 <w:szCs w:val="20"/>
               </w:rPr>
-              <w:t>force/torque sensors, load cells</w:t>
-            </w:r>
-            <w:r>
-              <w:rPr>
-                <w:rFonts w:cstheme="minorHAnsi"/>
-                <w:sz w:val="20"/>
-                <w:szCs w:val="20"/>
-              </w:rPr>
-              <w:t xml:space="preserve">, </w:t>
-            </w:r>
-            <w:r>
-              <w:rPr>
-                <w:rFonts w:cstheme="minorHAnsi"/>
-                <w:sz w:val="20"/>
-                <w:szCs w:val="20"/>
-              </w:rPr>
-              <w:t>encoders, brakes</w:t>
+              <w:t>bearings</w:t>
+            </w:r>
+            <w:r>
+              <w:rPr>
+                <w:rFonts w:cstheme="minorHAnsi"/>
+                <w:sz w:val="20"/>
+                <w:szCs w:val="20"/>
+              </w:rPr>
+              <w:t>, encoders</w:t>
+            </w:r>
+            <w:r>
+              <w:rPr>
+                <w:rFonts w:cstheme="minorHAnsi"/>
+                <w:sz w:val="20"/>
+                <w:szCs w:val="20"/>
+              </w:rPr>
+              <w:t>, control/filtering</w:t>
             </w:r>
           </w:p>
           <w:p>
